--- a/Quotations/23 Jan Ball Room himanshu aggarwal/EventDetails.docx
+++ b/Quotations/23 Jan Ball Room himanshu aggarwal/EventDetails.docx
@@ -360,7 +360,6 @@
                 </w14:textOutline>
               </w:rPr>
             </w:pPr>
-            <w:proofErr w:type="gramStart"/>
             <w:r>
               <w:rPr>
                 <w:rFonts w:ascii="Abadi" w:eastAsiaTheme="majorEastAsia" w:hAnsi="Abadi" w:cs="ADLaM Display"/>
@@ -424,7 +423,6 @@
               </w:rPr>
               <w:t>:</w:t>
             </w:r>
-            <w:proofErr w:type="gramEnd"/>
             <w:r>
               <w:rPr>
                 <w:rFonts w:ascii="Abadi" w:eastAsiaTheme="majorEastAsia" w:hAnsi="Abadi" w:cs="ADLaM Display"/>
@@ -518,31 +516,8 @@
                   <w14:round/>
                 </w14:textOutline>
               </w:rPr>
-              <w:t xml:space="preserve">TIME   </w:t>
+              <w:t>TIME     :</w:t>
             </w:r>
-            <w:proofErr w:type="gramStart"/>
-            <w:r>
-              <w:rPr>
-                <w:rFonts w:ascii="Abadi" w:eastAsiaTheme="majorEastAsia" w:hAnsi="Abadi" w:cs="ADLaM Display"/>
-                <w:bCs/>
-                <w:smallCaps/>
-                <w:color w:val="2F5496" w:themeColor="accent1" w:themeShade="BF"/>
-                <w:sz w:val="28"/>
-                <w:szCs w:val="28"/>
-                <w14:shadow w14:blurRad="38100" w14:dist="19050" w14:dir="2700000" w14:sx="100000" w14:sy="100000" w14:kx="0" w14:ky="0" w14:algn="tl">
-                  <w14:schemeClr w14:val="dk1">
-                    <w14:alpha w14:val="60000"/>
-                  </w14:schemeClr>
-                </w14:shadow>
-                <w14:textOutline w14:w="0" w14:cap="flat" w14:cmpd="sng" w14:algn="ctr">
-                  <w14:noFill/>
-                  <w14:prstDash w14:val="solid"/>
-                  <w14:round/>
-                </w14:textOutline>
-              </w:rPr>
-              <w:t xml:space="preserve">  :</w:t>
-            </w:r>
-            <w:proofErr w:type="gramEnd"/>
             <w:r>
               <w:rPr>
                 <w:rFonts w:ascii="Abadi" w:eastAsiaTheme="majorEastAsia" w:hAnsi="Abadi" w:cs="ADLaM Display"/>
@@ -782,6 +757,30 @@
                 <w:szCs w:val="24"/>
               </w:rPr>
               <w:t>Setup</w:t>
+            </w:r>
+            <w:r>
+              <w:rPr>
+                <w:rFonts w:cstheme="minorHAnsi"/>
+                <w:sz w:val="24"/>
+                <w:szCs w:val="24"/>
+              </w:rPr>
+              <w:t xml:space="preserve"> With </w:t>
+            </w:r>
+            <w:r>
+              <w:rPr>
+                <w:rFonts w:cstheme="minorHAnsi"/>
+                <w:sz w:val="24"/>
+                <w:szCs w:val="24"/>
+              </w:rPr>
+              <w:t>Monitors (</w:t>
+            </w:r>
+            <w:r>
+              <w:rPr>
+                <w:rFonts w:cstheme="minorHAnsi"/>
+                <w:sz w:val="24"/>
+                <w:szCs w:val="24"/>
+              </w:rPr>
+              <w:t>2)</w:t>
             </w:r>
           </w:p>
           <w:p>
@@ -1076,27 +1075,7 @@
                 <w:sz w:val="24"/>
                 <w:szCs w:val="24"/>
               </w:rPr>
-              <w:t xml:space="preserve"> </w:t>
-            </w:r>
-            <w:proofErr w:type="gramStart"/>
-            <w:r>
-              <w:rPr>
-                <w:rFonts w:cstheme="minorHAnsi"/>
-                <w:color w:val="F4B083" w:themeColor="accent2" w:themeTint="99"/>
-                <w:sz w:val="24"/>
-                <w:szCs w:val="24"/>
-              </w:rPr>
-              <w:t>On</w:t>
-            </w:r>
-            <w:proofErr w:type="gramEnd"/>
-            <w:r>
-              <w:rPr>
-                <w:rFonts w:cstheme="minorHAnsi"/>
-                <w:color w:val="F4B083" w:themeColor="accent2" w:themeTint="99"/>
-                <w:sz w:val="24"/>
-                <w:szCs w:val="24"/>
-              </w:rPr>
-              <w:t xml:space="preserve"> Jai Mala</w:t>
+              <w:t xml:space="preserve"> On Jai Mala</w:t>
             </w:r>
           </w:p>
           <w:p>
